--- a/backend/api/reports/production_day.docx
+++ b/backend/api/reports/production_day.docx
@@ -515,6 +515,219 @@
                 <w:b w:val="0"/>
               </w:rPr>
               <w:t>{{ female_total }}</w:t>
+            </w:r>
+          </w:p>
+        </w:tc>
+      </w:tr>
+      <w:tr>
+        <w:tc>
+          <w:tcPr>
+            <w:tcW w:type="dxa" w:w="4422"/>
+          </w:tcPr>
+          <w:p>
+            <w:pPr>
+              <w:spacing w:after="0"/>
+            </w:pPr>
+            <w:r/>
+            <w:r>
+              <w:rPr>
+                <w:b w:val="0"/>
+              </w:rPr>
+              <w:t>{%tr for c in extra_cooks %}</w:t>
+            </w:r>
+          </w:p>
+        </w:tc>
+        <w:tc>
+          <w:tcPr>
+            <w:tcW w:type="dxa" w:w="1701"/>
+          </w:tcPr>
+          <w:p>
+            <w:pPr>
+              <w:spacing w:after="0"/>
+              <w:jc w:val="right"/>
+            </w:pPr>
+            <w:r/>
+            <w:r>
+              <w:rPr>
+                <w:b w:val="0"/>
+              </w:rPr>
+            </w:r>
+          </w:p>
+        </w:tc>
+        <w:tc>
+          <w:tcPr>
+            <w:tcW w:type="dxa" w:w="1984"/>
+          </w:tcPr>
+          <w:p>
+            <w:pPr>
+              <w:spacing w:after="0"/>
+              <w:jc w:val="right"/>
+            </w:pPr>
+            <w:r/>
+            <w:r>
+              <w:rPr>
+                <w:b w:val="0"/>
+              </w:rPr>
+            </w:r>
+          </w:p>
+        </w:tc>
+        <w:tc>
+          <w:tcPr>
+            <w:tcW w:type="dxa" w:w="1984"/>
+          </w:tcPr>
+          <w:p>
+            <w:pPr>
+              <w:spacing w:after="0"/>
+              <w:jc w:val="right"/>
+            </w:pPr>
+            <w:r/>
+            <w:r>
+              <w:rPr>
+                <w:b w:val="0"/>
+              </w:rPr>
+            </w:r>
+          </w:p>
+        </w:tc>
+      </w:tr>
+      <w:tr>
+        <w:tc>
+          <w:tcPr>
+            <w:tcW w:type="dxa" w:w="4422"/>
+          </w:tcPr>
+          <w:p>
+            <w:pPr>
+              <w:spacing w:after="0"/>
+            </w:pPr>
+            <w:r/>
+            <w:r>
+              <w:rPr>
+                <w:b w:val="0"/>
+              </w:rPr>
+              <w:t>{{ c.label }}</w:t>
+            </w:r>
+          </w:p>
+        </w:tc>
+        <w:tc>
+          <w:tcPr>
+            <w:tcW w:type="dxa" w:w="1701"/>
+          </w:tcPr>
+          <w:p>
+            <w:pPr>
+              <w:spacing w:after="0"/>
+              <w:jc w:val="right"/>
+            </w:pPr>
+            <w:r/>
+            <w:r>
+              <w:rPr>
+                <w:b w:val="0"/>
+              </w:rPr>
+              <w:t>{{ c.cooks }}</w:t>
+            </w:r>
+          </w:p>
+        </w:tc>
+        <w:tc>
+          <w:tcPr>
+            <w:tcW w:type="dxa" w:w="1984"/>
+          </w:tcPr>
+          <w:p>
+            <w:pPr>
+              <w:spacing w:after="0"/>
+              <w:jc w:val="right"/>
+            </w:pPr>
+            <w:r/>
+            <w:r>
+              <w:rPr>
+                <w:b w:val="0"/>
+              </w:rPr>
+              <w:t>{{ c.rate }}</w:t>
+            </w:r>
+          </w:p>
+        </w:tc>
+        <w:tc>
+          <w:tcPr>
+            <w:tcW w:type="dxa" w:w="1984"/>
+          </w:tcPr>
+          <w:p>
+            <w:pPr>
+              <w:spacing w:after="0"/>
+              <w:jc w:val="right"/>
+            </w:pPr>
+            <w:r/>
+            <w:r>
+              <w:rPr>
+                <w:b w:val="0"/>
+              </w:rPr>
+              <w:t>{{ c.total }}</w:t>
+            </w:r>
+          </w:p>
+        </w:tc>
+      </w:tr>
+      <w:tr>
+        <w:tc>
+          <w:tcPr>
+            <w:tcW w:type="dxa" w:w="4422"/>
+          </w:tcPr>
+          <w:p>
+            <w:pPr>
+              <w:spacing w:after="0"/>
+            </w:pPr>
+            <w:r/>
+            <w:r>
+              <w:rPr>
+                <w:b w:val="0"/>
+              </w:rPr>
+              <w:t>{%tr endfor %}</w:t>
+            </w:r>
+          </w:p>
+        </w:tc>
+        <w:tc>
+          <w:tcPr>
+            <w:tcW w:type="dxa" w:w="1701"/>
+          </w:tcPr>
+          <w:p>
+            <w:pPr>
+              <w:spacing w:after="0"/>
+              <w:jc w:val="right"/>
+            </w:pPr>
+            <w:r/>
+            <w:r>
+              <w:rPr>
+                <w:b w:val="0"/>
+              </w:rPr>
+            </w:r>
+          </w:p>
+        </w:tc>
+        <w:tc>
+          <w:tcPr>
+            <w:tcW w:type="dxa" w:w="1984"/>
+          </w:tcPr>
+          <w:p>
+            <w:pPr>
+              <w:spacing w:after="0"/>
+              <w:jc w:val="right"/>
+            </w:pPr>
+            <w:r/>
+            <w:r>
+              <w:rPr>
+                <w:b w:val="0"/>
+              </w:rPr>
+            </w:r>
+          </w:p>
+        </w:tc>
+        <w:tc>
+          <w:tcPr>
+            <w:tcW w:type="dxa" w:w="1984"/>
+          </w:tcPr>
+          <w:p>
+            <w:pPr>
+              <w:spacing w:after="0"/>
+              <w:jc w:val="right"/>
+            </w:pPr>
+            <w:r/>
+            <w:r>
+              <w:rPr>
+                <w:b w:val="0"/>
+              </w:rPr>
             </w:r>
           </w:p>
         </w:tc>
